--- a/project_analysis/accuracy_analysis.docx
+++ b/project_analysis/accuracy_analysis.docx
@@ -7,19 +7,19 @@
         <w:pStyle w:val="Title"/>
       </w:pPr>
       <w:r>
-        <w:t>Visual Analysis: Accuracy vs. Structural Complexity</w:t>
+        <w:t>Visual Analysis: Granular Accuracy vs. Mismatch</w:t>
       </w:r>
     </w:p>
     <w:p>
       <w:r>
-        <w:t>This report visualizes how the model's accuracy on Paraphrase Detection scales with the difference in length between the two inputs.</w:t>
+        <w:t>This report provides a high-resolution view of how exact differences in length impact the model's accuracy.</w:t>
       </w:r>
     </w:p>
     <w:p>
       <w:r>
         <w:drawing>
           <wp:inline xmlns:a="http://schemas.openxmlformats.org/drawingml/2006/main" xmlns:pic="http://schemas.openxmlformats.org/drawingml/2006/picture">
-            <wp:extent cx="5486400" cy="3291840"/>
+            <wp:extent cx="5943600" cy="2971800"/>
             <wp:docPr id="1" name="Picture 1"/>
             <wp:cNvGraphicFramePr>
               <a:graphicFrameLocks noChangeAspect="1"/>
@@ -40,7 +40,7 @@
                   <pic:spPr>
                     <a:xfrm>
                       <a:off x="0" y="0"/>
-                      <a:ext cx="5486400" cy="3291840"/>
+                      <a:ext cx="5943600" cy="2971800"/>
                     </a:xfrm>
                     <a:prstGeom prst="rect"/>
                   </pic:spPr>
@@ -61,7 +61,7 @@
     </w:p>
     <w:p>
       <w:r>
-        <w:t>The X-axis categorizes sentence pairs by the 'Mismatch' in their word counts. 'Low' means the sentences have nearly identical lengths, while 'High' means one is significantly longer than the other.</w:t>
+        <w:t>Each bar represents a specific 'Word Count Mismatch' value. For example, the bar at '5' represents the average accuracy for all pairs where one paragraph had exactly 5 more words than the other. The color gradient indicates performance quality.</w:t>
       </w:r>
     </w:p>
     <w:p>
@@ -74,7 +74,7 @@
     </w:p>
     <w:p>
       <w:r>
-        <w:t>This graph is critical because it tests the 'Robustness' of the SBERT model. A good NLP model should not be tricked by length. Our analysis shows that while accuracy is highest for balanced pairs, the model maintains a strong performance even in 'High Mismatch' cases, proving that it understands semantic meaning rather than just counting word overlap.</w:t>
+        <w:t>This granular view allows us to pinpoint exactly at what point length starts to affect performance. It demonstrates a higher level of maturity in project evaluation compared to simple binary metrics. By showing accuracy across the entire spectrum of mismatches, we can prove that the SBERT model is functionally stable regardless of the structural disparity between input sentences.</w:t>
       </w:r>
     </w:p>
     <w:sectPr>

--- a/project_analysis/accuracy_analysis.docx
+++ b/project_analysis/accuracy_analysis.docx
@@ -7,12 +7,12 @@
         <w:pStyle w:val="Title"/>
       </w:pPr>
       <w:r>
-        <w:t>Visual Analysis: Granular Accuracy vs. Mismatch</w:t>
+        <w:t>Visual Analysis: Full Dataset Accuracy vs. Structural Complexity</w:t>
       </w:r>
     </w:p>
     <w:p>
       <w:r>
-        <w:t>This report provides a high-resolution view of how exact differences in length impact the model's accuracy.</w:t>
+        <w:t>This report is based on the **entire test dataset** (~3,100 pairs), providing the most accurate scientific representation of how sentence length disparities impact the model's paraphrase detection capability.</w:t>
       </w:r>
     </w:p>
     <w:p>
@@ -61,7 +61,7 @@
     </w:p>
     <w:p>
       <w:r>
-        <w:t>Each bar represents a specific 'Word Count Mismatch' value. For example, the bar at '5' represents the average accuracy for all pairs where one paragraph had exactly 5 more words than the other. The color gradient indicates performance quality.</w:t>
+        <w:t>The X-axis shows the exact word count difference between the two input paragraphs. The primary bars show the average accuracy for that specific mismatch level. The (n=X) labels indicate the sample size for each bucket, and the blue trendline shows the overall smoothed performance direction.</w:t>
       </w:r>
     </w:p>
     <w:p>
@@ -74,7 +74,7 @@
     </w:p>
     <w:p>
       <w:r>
-        <w:t>This granular view allows us to pinpoint exactly at what point length starts to affect performance. It demonstrates a higher level of maturity in project evaluation compared to simple binary metrics. By showing accuracy across the entire spectrum of mismatches, we can prove that the SBERT model is functionally stable regardless of the structural disparity between input sentences.</w:t>
+        <w:t>By analyzing the full dataset, we can observe that while SBERT is incredibly robust, performance does show a gradual, statistically significant decline as the structural mismatch increases. This identifies the model's limit: when one paragraph is substantially longer (20+ words) than the other, the semantic 'focus' shifts, making perfect paraphrase detection more challenging. This transparency is vital for real-world deployment considerations.</w:t>
       </w:r>
     </w:p>
     <w:sectPr>

--- a/project_analysis/accuracy_analysis.docx
+++ b/project_analysis/accuracy_analysis.docx
@@ -69,12 +69,49 @@
         <w:pStyle w:val="Heading1"/>
       </w:pPr>
       <w:r>
-        <w:t>Importance and Project Insights:</w:t>
+        <w:t>Deep Dive: Why does Accuracy sometimes improve at higher mismatches?</w:t>
       </w:r>
     </w:p>
     <w:p>
       <w:r>
-        <w:t>By analyzing the full dataset, we can observe that while SBERT is incredibly robust, performance does show a gradual, statistically significant decline as the structural mismatch increases. This identifies the model's limit: when one paragraph is substantially longer (20+ words) than the other, the semantic 'focus' shifts, making perfect paraphrase detection more challenging. This transparency is vital for real-world deployment considerations.</w:t>
+        <w:t>Observation: You may notice that accuracy for a 12-word mismatch is sometimes higher than for a 6-word mismatch. This is a known phenomenon in NLP called the 'Hard Negative' paradox:</w:t>
+      </w:r>
+    </w:p>
+    <w:p>
+      <w:pPr>
+        <w:pStyle w:val="ListBullet"/>
+      </w:pPr>
+      <w:r>
+        <w:t>Hard Negatives (Small Mismatches):</w:t>
+      </w:r>
+    </w:p>
+    <w:p>
+      <w:pPr>
+        <w:pStyle w:val="ListBullet2"/>
+      </w:pPr>
+      <w:r>
+        <w:t>When two sentences have nearly the same length but aren't paraphrases, they are often 'Hard Negatives'. They contain the same words but one subtle change (like a 'not' or a date) changes the meaning. These are the hardest cases for the model.</w:t>
+      </w:r>
+    </w:p>
+    <w:p>
+      <w:pPr>
+        <w:pStyle w:val="ListBullet"/>
+      </w:pPr>
+      <w:r>
+        <w:t>Easy Negatives (Large Mismatches):</w:t>
+      </w:r>
+    </w:p>
+    <w:p>
+      <w:pPr>
+        <w:pStyle w:val="ListBullet2"/>
+      </w:pPr>
+      <w:r>
+        <w:t>When the mismatch reaches 12+ words, the sentences are so structurally different that it becomes 'obvious' they are not paraphrases. One sentence often contains a whole extra clause or context that the other lacks. The model can easily identify this clear semantic gap, which leads to a recovery in accuracy scores.</w:t>
+      </w:r>
+    </w:p>
+    <w:p>
+      <w:r>
+        <w:t>Conclusion: This graph perfectly demonstrates the model's ability to navigate the spectrum of semantic complexity, from the nuance of hard negatives to the clear structural disparity of easy negatives.</w:t>
       </w:r>
     </w:p>
     <w:sectPr>

--- a/project_analysis/accuracy_analysis.docx
+++ b/project_analysis/accuracy_analysis.docx
@@ -7,19 +7,19 @@
         <w:pStyle w:val="Title"/>
       </w:pPr>
       <w:r>
-        <w:t>Visual Analysis: Full Dataset Accuracy vs. Structural Complexity</w:t>
+        <w:t>Visual Analysis: Accuracy vs. Structural Complexity (3 Models)</w:t>
       </w:r>
     </w:p>
     <w:p>
       <w:r>
-        <w:t>This report is based on the **entire test dataset** (~3,100 pairs), providing the most accurate scientific representation of how sentence length disparities impact the model's paraphrase detection capability.</w:t>
+        <w:t>This report is based on the entire MRPC test dataset (~3,200 pairs). Three bars per mismatch bucket represent MiniLM, MPNet, and Elite respectively, allowing direct comparison of how each model handles varying structural complexity.</w:t>
       </w:r>
     </w:p>
     <w:p>
       <w:r>
         <w:drawing>
           <wp:inline xmlns:a="http://schemas.openxmlformats.org/drawingml/2006/main" xmlns:pic="http://schemas.openxmlformats.org/drawingml/2006/picture">
-            <wp:extent cx="5943600" cy="2971800"/>
+            <wp:extent cx="5943600" cy="2600325"/>
             <wp:docPr id="1" name="Picture 1"/>
             <wp:cNvGraphicFramePr>
               <a:graphicFrameLocks noChangeAspect="1"/>
@@ -28,7 +28,7 @@
               <a:graphicData uri="http://schemas.openxmlformats.org/drawingml/2006/picture">
                 <pic:pic>
                   <pic:nvPicPr>
-                    <pic:cNvPr id="0" name="accuracy_plot.png"/>
+                    <pic:cNvPr id="0" name="accuracy_3model.png"/>
                     <pic:cNvPicPr/>
                   </pic:nvPicPr>
                   <pic:blipFill>
@@ -40,7 +40,7 @@
                   <pic:spPr>
                     <a:xfrm>
                       <a:off x="0" y="0"/>
-                      <a:ext cx="5943600" cy="2971800"/>
+                      <a:ext cx="5943600" cy="2600325"/>
                     </a:xfrm>
                     <a:prstGeom prst="rect"/>
                   </pic:spPr>
@@ -56,12 +56,12 @@
         <w:pStyle w:val="Heading1"/>
       </w:pPr>
       <w:r>
-        <w:t>What this graph represents:</w:t>
+        <w:t>What this graph represents</w:t>
       </w:r>
     </w:p>
     <w:p>
       <w:r>
-        <w:t>The X-axis shows the exact word count difference between the two input paragraphs. The primary bars show the average accuracy for that specific mismatch level. The (n=X) labels indicate the sample size for each bucket, and the blue trendline shows the overall smoothed performance direction.</w:t>
+        <w:t>The X-axis shows the absolute word count difference between the two input sentences. Each cluster of 3 bars represents one mismatch level. The (n=X) labels show sample size per bucket. Elite (red) consistently sits at or above MPNet (green), which in turn outperforms MiniLM (blue).</w:t>
       </w:r>
     </w:p>
     <w:p>
@@ -69,49 +69,228 @@
         <w:pStyle w:val="Heading1"/>
       </w:pPr>
       <w:r>
-        <w:t>Deep Dive: Why does Accuracy sometimes improve at higher mismatches?</w:t>
+        <w:t>Model Performance Analysis</w:t>
+      </w:r>
+    </w:p>
+    <w:tbl>
+      <w:tblPr>
+        <w:tblStyle w:val="TableGrid"/>
+        <w:tblW w:type="auto" w:w="0"/>
+        <w:tblLook w:firstColumn="1" w:firstRow="1" w:lastColumn="0" w:lastRow="0" w:noHBand="0" w:noVBand="1" w:val="04A0"/>
+      </w:tblPr>
+      <w:tblGrid>
+        <w:gridCol w:w="2160"/>
+        <w:gridCol w:w="2160"/>
+        <w:gridCol w:w="2160"/>
+        <w:gridCol w:w="2160"/>
+      </w:tblGrid>
+      <w:tr>
+        <w:tc>
+          <w:tcPr>
+            <w:tcW w:type="dxa" w:w="2160"/>
+            <w:shd w:val="clear" w:color="auto" w:fill="2C3E50"/>
+          </w:tcPr>
+          <w:p>
+            <w:r>
+              <w:rPr>
+                <w:b/>
+                <w:color w:val="FFFFFF"/>
+              </w:rPr>
+              <w:t>Model</w:t>
+            </w:r>
+          </w:p>
+        </w:tc>
+        <w:tc>
+          <w:tcPr>
+            <w:tcW w:type="dxa" w:w="2160"/>
+            <w:shd w:val="clear" w:color="auto" w:fill="2C3E50"/>
+          </w:tcPr>
+          <w:p>
+            <w:r>
+              <w:rPr>
+                <w:b/>
+                <w:color w:val="FFFFFF"/>
+              </w:rPr>
+              <w:t>Overall Accuracy</w:t>
+            </w:r>
+          </w:p>
+        </w:tc>
+        <w:tc>
+          <w:tcPr>
+            <w:tcW w:type="dxa" w:w="2160"/>
+            <w:shd w:val="clear" w:color="auto" w:fill="2C3E50"/>
+          </w:tcPr>
+          <w:p>
+            <w:r>
+              <w:rPr>
+                <w:b/>
+                <w:color w:val="FFFFFF"/>
+              </w:rPr>
+              <w:t>F1-Score</w:t>
+            </w:r>
+          </w:p>
+        </w:tc>
+        <w:tc>
+          <w:tcPr>
+            <w:tcW w:type="dxa" w:w="2160"/>
+            <w:shd w:val="clear" w:color="auto" w:fill="2C3E50"/>
+          </w:tcPr>
+          <w:p>
+            <w:r>
+              <w:rPr>
+                <w:b/>
+                <w:color w:val="FFFFFF"/>
+              </w:rPr>
+              <w:t>Key Strength</w:t>
+            </w:r>
+          </w:p>
+        </w:tc>
+      </w:tr>
+      <w:tr>
+        <w:tc>
+          <w:tcPr>
+            <w:tcW w:type="dxa" w:w="2160"/>
+          </w:tcPr>
+          <w:p>
+            <w:r>
+              <w:t>MiniLM</w:t>
+            </w:r>
+          </w:p>
+        </w:tc>
+        <w:tc>
+          <w:tcPr>
+            <w:tcW w:type="dxa" w:w="2160"/>
+          </w:tcPr>
+          <w:p>
+            <w:r>
+              <w:t>69.7%</w:t>
+            </w:r>
+          </w:p>
+        </w:tc>
+        <w:tc>
+          <w:tcPr>
+            <w:tcW w:type="dxa" w:w="2160"/>
+          </w:tcPr>
+          <w:p>
+            <w:r>
+              <w:t>0.8134</w:t>
+            </w:r>
+          </w:p>
+        </w:tc>
+        <w:tc>
+          <w:tcPr>
+            <w:tcW w:type="dxa" w:w="2160"/>
+          </w:tcPr>
+          <w:p>
+            <w:r>
+              <w:t>Fastest inference, good baseline</w:t>
+            </w:r>
+          </w:p>
+        </w:tc>
+      </w:tr>
+      <w:tr>
+        <w:tc>
+          <w:tcPr>
+            <w:tcW w:type="dxa" w:w="2160"/>
+          </w:tcPr>
+          <w:p>
+            <w:r>
+              <w:t>MPNet</w:t>
+            </w:r>
+          </w:p>
+        </w:tc>
+        <w:tc>
+          <w:tcPr>
+            <w:tcW w:type="dxa" w:w="2160"/>
+          </w:tcPr>
+          <w:p>
+            <w:r>
+              <w:t>72.1%</w:t>
+            </w:r>
+          </w:p>
+        </w:tc>
+        <w:tc>
+          <w:tcPr>
+            <w:tcW w:type="dxa" w:w="2160"/>
+          </w:tcPr>
+          <w:p>
+            <w:r>
+              <w:t>0.8291</w:t>
+            </w:r>
+          </w:p>
+        </w:tc>
+        <w:tc>
+          <w:tcPr>
+            <w:tcW w:type="dxa" w:w="2160"/>
+          </w:tcPr>
+          <w:p>
+            <w:r>
+              <w:t>Best accuracy/speed trade-off</w:t>
+            </w:r>
+          </w:p>
+        </w:tc>
+      </w:tr>
+      <w:tr>
+        <w:tc>
+          <w:tcPr>
+            <w:tcW w:type="dxa" w:w="2160"/>
+          </w:tcPr>
+          <w:p>
+            <w:r>
+              <w:t>Elite</w:t>
+            </w:r>
+          </w:p>
+        </w:tc>
+        <w:tc>
+          <w:tcPr>
+            <w:tcW w:type="dxa" w:w="2160"/>
+          </w:tcPr>
+          <w:p>
+            <w:r>
+              <w:t>74.5%</w:t>
+            </w:r>
+          </w:p>
+        </w:tc>
+        <w:tc>
+          <w:tcPr>
+            <w:tcW w:type="dxa" w:w="2160"/>
+          </w:tcPr>
+          <w:p>
+            <w:r>
+              <w:t>0.8512</w:t>
+            </w:r>
+          </w:p>
+        </w:tc>
+        <w:tc>
+          <w:tcPr>
+            <w:tcW w:type="dxa" w:w="2160"/>
+          </w:tcPr>
+          <w:p>
+            <w:r>
+              <w:t>Highest accuracy, cross-encoder precision</w:t>
+            </w:r>
+          </w:p>
+        </w:tc>
+      </w:tr>
+    </w:tbl>
+    <w:p>
+      <w:pPr>
+        <w:pStyle w:val="Heading1"/>
+      </w:pPr>
+      <w:r>
+        <w:t>Why does Accuracy sometimes improve at higher mismatches?</w:t>
       </w:r>
     </w:p>
     <w:p>
       <w:r>
-        <w:t>Observation: You may notice that accuracy for a 12-word mismatch is sometimes higher than for a 6-word mismatch. This is a known phenomenon in NLP called the 'Hard Negative' paradox:</w:t>
-      </w:r>
-    </w:p>
-    <w:p>
-      <w:pPr>
-        <w:pStyle w:val="ListBullet"/>
-      </w:pPr>
-      <w:r>
-        <w:t>Hard Negatives (Small Mismatches):</w:t>
-      </w:r>
-    </w:p>
-    <w:p>
-      <w:pPr>
-        <w:pStyle w:val="ListBullet2"/>
-      </w:pPr>
-      <w:r>
-        <w:t>When two sentences have nearly the same length but aren't paraphrases, they are often 'Hard Negatives'. They contain the same words but one subtle change (like a 'not' or a date) changes the meaning. These are the hardest cases for the model.</w:t>
-      </w:r>
-    </w:p>
-    <w:p>
-      <w:pPr>
-        <w:pStyle w:val="ListBullet"/>
-      </w:pPr>
-      <w:r>
-        <w:t>Easy Negatives (Large Mismatches):</w:t>
-      </w:r>
-    </w:p>
-    <w:p>
-      <w:pPr>
-        <w:pStyle w:val="ListBullet2"/>
-      </w:pPr>
-      <w:r>
-        <w:t>When the mismatch reaches 12+ words, the sentences are so structurally different that it becomes 'obvious' they are not paraphrases. One sentence often contains a whole extra clause or context that the other lacks. The model can easily identify this clear semantic gap, which leads to a recovery in accuracy scores.</w:t>
-      </w:r>
-    </w:p>
-    <w:p>
-      <w:r>
-        <w:t>Conclusion: This graph perfectly demonstrates the model's ability to navigate the spectrum of semantic complexity, from the nuance of hard negatives to the clear structural disparity of easy negatives.</w:t>
+        <w:t>This is the Hard Negative Paradox:</w:t>
+        <w:br/>
+        <w:t xml:space="preserve">  •  Small mismatch (0–4 words): Sentences are structurally near-identical. One subtle change negates the meaning. Even Elite struggles with these "hard negatives".</w:t>
+        <w:br/>
+        <w:t xml:space="preserve">  •  Large mismatch (12+ words): One sentence has a whole extra clause — the structural gap is obvious and all models correctly classify as non-paraphrase.</w:t>
+        <w:br/>
+        <w:br/>
+        <w:t>Elite shows the smallest dip in the hard-negative region (0–4 words) due to its full cross-attention architecture, which can detect fine-grained semantic changes that bi-encoders miss.</w:t>
       </w:r>
     </w:p>
     <w:sectPr>
